--- a/backend_bundestica/PostMan/Correr el sistema.docx
+++ b/backend_bundestica/PostMan/Correr el sistema.docx
@@ -700,6 +700,128 @@
           <w:lang w:val="es-CR"/>
         </w:rPr>
       </w:pPr>
+      <w:r>
+        <w:rPr>
+          <w:rFonts w:hint="default"/>
+          <w:b w:val="0"/>
+          <w:bCs w:val="0"/>
+          <w:lang w:val="es-CR"/>
+        </w:rPr>
+        <w:t>python manage.py runserver</w:t>
+      </w:r>
+    </w:p>
+    <w:p>
+      <w:pPr>
+        <w:jc w:val="center"/>
+        <w:rPr>
+          <w:rFonts w:hint="default"/>
+          <w:b w:val="0"/>
+          <w:bCs w:val="0"/>
+          <w:lang w:val="es-CR"/>
+        </w:rPr>
+      </w:pPr>
+    </w:p>
+    <w:p>
+      <w:pPr>
+        <w:jc w:val="center"/>
+        <w:rPr>
+          <w:rFonts w:hint="default"/>
+          <w:b/>
+          <w:bCs/>
+          <w:lang w:val="es-CR"/>
+        </w:rPr>
+      </w:pPr>
+      <w:r>
+        <w:rPr>
+          <w:rFonts w:hint="default"/>
+          <w:b/>
+          <w:bCs/>
+          <w:lang w:val="es-CR"/>
+        </w:rPr>
+        <w:t>Cada vez que se ejecuta una nueva terminal</w:t>
+      </w:r>
+    </w:p>
+    <w:p>
+      <w:pPr>
+        <w:jc w:val="center"/>
+        <w:rPr>
+          <w:rFonts w:hint="default"/>
+          <w:b w:val="0"/>
+          <w:bCs w:val="0"/>
+          <w:lang w:val="es-CR"/>
+        </w:rPr>
+      </w:pPr>
+      <w:r>
+        <w:rPr>
+          <w:rFonts w:hint="default"/>
+          <w:b w:val="0"/>
+          <w:bCs w:val="0"/>
+          <w:lang w:val="es-CR"/>
+        </w:rPr>
+        <w:t>.\.venv\Scripts\Activate.ps1</w:t>
+      </w:r>
+    </w:p>
+    <w:p>
+      <w:pPr>
+        <w:jc w:val="center"/>
+        <w:rPr>
+          <w:rFonts w:hint="default"/>
+          <w:b w:val="0"/>
+          <w:bCs w:val="0"/>
+          <w:lang w:val="es-CR"/>
+        </w:rPr>
+      </w:pPr>
+    </w:p>
+    <w:p>
+      <w:pPr>
+        <w:jc w:val="center"/>
+        <w:rPr>
+          <w:rFonts w:hint="default"/>
+          <w:b w:val="0"/>
+          <w:bCs w:val="0"/>
+          <w:lang w:val="es-CR"/>
+        </w:rPr>
+      </w:pPr>
+      <w:r>
+        <w:rPr>
+          <w:rFonts w:hint="default"/>
+          <w:b w:val="0"/>
+          <w:bCs w:val="0"/>
+          <w:lang w:val="es-CR"/>
+        </w:rPr>
+        <w:t>$env:USE_MYSQL="True"</w:t>
+      </w:r>
+    </w:p>
+    <w:p>
+      <w:pPr>
+        <w:jc w:val="center"/>
+        <w:rPr>
+          <w:rFonts w:hint="default"/>
+          <w:b w:val="0"/>
+          <w:bCs w:val="0"/>
+          <w:lang w:val="es-CR"/>
+        </w:rPr>
+      </w:pPr>
+    </w:p>
+    <w:p>
+      <w:pPr>
+        <w:jc w:val="center"/>
+        <w:rPr>
+          <w:rFonts w:hint="default"/>
+          <w:b w:val="0"/>
+          <w:bCs w:val="0"/>
+          <w:lang w:val="es-CR"/>
+        </w:rPr>
+      </w:pPr>
+      <w:r>
+        <w:rPr>
+          <w:rFonts w:hint="default"/>
+          <w:b w:val="0"/>
+          <w:bCs w:val="0"/>
+          <w:lang w:val="es-CR"/>
+        </w:rPr>
+        <w:t>python manag</w:t>
+      </w:r>
       <w:bookmarkStart w:id="0" w:name="_GoBack"/>
       <w:bookmarkEnd w:id="0"/>
       <w:r>
@@ -709,7 +831,7 @@
           <w:bCs w:val="0"/>
           <w:lang w:val="es-CR"/>
         </w:rPr>
-        <w:t>python manage.py runserver</w:t>
+        <w:t>e.py runserver</w:t>
       </w:r>
     </w:p>
     <w:sectPr>
